--- a/examples/word/formulas.docx
+++ b/examples/word/formulas.docx
@@ -1,6 +1,6 @@
 
 <file path=word/document.xml><?xml version="1.0" encoding="utf-8"?>
-<w:document xmlns:r="http://schemas.openxmlformats.org/officeDocument/2006/relationships" xmlns:m="http://schemas.openxmlformats.org/officeDocument/2006/math" xmlns:v="urn:schemas-microsoft-com:vml" xmlns:o="urn:schemas-microsoft-com:office:office" xmlns:w10="urn:schemas-microsoft-com:office:word" xmlns:wne="http://schemas.microsoft.com/office/word/2006/wordml" xmlns:wp="http://schemas.openxmlformats.org/drawingml/2006/wordprocessingDrawing" xmlns:wp14="http://schemas.microsoft.com/office/word/2010/wordprocessingDrawing" xmlns:a="http://schemas.openxmlformats.org/drawingml/2006/main" xmlns:pic="http://schemas.openxmlformats.org/drawingml/2006/picture" xmlns:wps="http://schemas.microsoft.com/office/word/2010/wordprocessingShape" xmlns:wpg="http://schemas.microsoft.com/office/word/2010/wordprocessingGroup" xmlns:wpi="http://schemas.microsoft.com/office/word/2010/wordprocessingInk" xmlns:wpc="http://schemas.microsoft.com/office/word/2010/wordprocessingCanvas" xmlns:w15="http://schemas.microsoft.com/office/word/2012/wordml" xmlns:mc="http://schemas.openxmlformats.org/markup-compatibility/2006" xmlns:w="http://schemas.openxmlformats.org/wordprocessingml/2006/main" xmlns:w14="http://schemas.microsoft.com/office/word/2010/wordml" mc:Ignorable="w14 w15 wp14">
+<w:document xmlns:r="http://schemas.openxmlformats.org/officeDocument/2006/relationships" xmlns:m="http://schemas.openxmlformats.org/officeDocument/2006/math" xmlns:v="urn:schemas-microsoft-com:vml" xmlns:o="urn:schemas-microsoft-com:office:office" xmlns:w10="urn:schemas-microsoft-com:office:word" xmlns:wne="http://schemas.microsoft.com/office/word/2006/wordml" xmlns:wp="http://schemas.openxmlformats.org/drawingml/2006/wordprocessingDrawing" xmlns:wp14="http://schemas.microsoft.com/office/word/2010/wordprocessingDrawing" xmlns:w14="http://schemas.microsoft.com/office/word/2010/wordml" xmlns:a="http://schemas.openxmlformats.org/drawingml/2006/main" xmlns:pic="http://schemas.openxmlformats.org/drawingml/2006/picture" xmlns:wps="http://schemas.microsoft.com/office/word/2010/wordprocessingShape" xmlns:wpg="http://schemas.microsoft.com/office/word/2010/wordprocessingGroup" xmlns:wpi="http://schemas.microsoft.com/office/word/2010/wordprocessingInk" xmlns:wpc="http://schemas.microsoft.com/office/word/2010/wordprocessingCanvas" xmlns:w15="http://schemas.microsoft.com/office/word/2012/wordml" xmlns:mc="http://schemas.openxmlformats.org/markup-compatibility/2006" xmlns:w="http://schemas.openxmlformats.org/wordprocessingml/2006/main" mc:Ignorable="w14 w15 wp14">
   <w:body>
     <w:p>
       <w:pPr>
@@ -4728,6 +4728,69 @@
         </m:oMath>
       </m:oMathPara>
     </w:p>
+    <w:p>
+      <w:pPr>
+        <w:pStyle w:val="Heading2"/>
+      </w:pPr>
+      <w:r>
+        <w:rPr/>
+        <w:t xml:space="preserve">IX. Equation Mode — display vs inline</w:t>
+      </w:r>
+    </w:p>
+    <w:p>
+      <w:pPr/>
+      <w:r>
+        <w:rPr/>
+        <w:t xml:space="preserve">56. Display mode (default) — centred block equation:</w:t>
+      </w:r>
+    </w:p>
+    <w:p>
+      <m:oMathPara>
+        <m:oMath>
+          <m:sSup>
+            <m:e>
+              <m:r>
+                <m:t xml:space="preserve">E = mc</m:t>
+              </m:r>
+            </m:e>
+            <m:sup>
+              <m:r>
+                <m:t xml:space="preserve">2</m:t>
+              </m:r>
+            </m:sup>
+          </m:sSup>
+        </m:oMath>
+      </m:oMathPara>
+    </w:p>
+    <w:p>
+      <w:pPr/>
+      <w:r>
+        <w:rPr/>
+        <w:t xml:space="preserve">57. Inline mode — equation embedded mid-sentence:</w:t>
+      </w:r>
+    </w:p>
+    <w:p>
+      <m:oMath>
+        <m:r>
+          <m:t xml:space="preserve">A = </m:t>
+        </m:r>
+        <m:r>
+          <m:t xml:space="preserve">π</m:t>
+        </m:r>
+        <m:sSup>
+          <m:e>
+            <m:r>
+              <m:t xml:space="preserve"> r</m:t>
+            </m:r>
+          </m:e>
+          <m:sup>
+            <m:r>
+              <m:t xml:space="preserve">2</m:t>
+            </m:r>
+          </m:sup>
+        </m:sSup>
+      </m:oMath>
+    </w:p>
     <w:sectPr>
       <w:pgSz w:w="11906" w:h="16838"/>
       <w:pgMar w:top="1440" w:right="1800" w:bottom="1440" w:left="1800"/>
